--- a/public/Dogovor-PV-Sistema-Bogoslovskoe.docx
+++ b/public/Dogovor-PV-Sistema-Bogoslovskoe.docx
@@ -14,7 +14,7 @@
           <w:b/>
           <w:sz w:val="28"/>
         </w:rPr>
-        <w:t>ЛИЦЕНЗИОННЫЙ ДОГОВОР № ______</w:t>
+        <w:t>СУБЛИЦЕНЗИОННЫЙ ДОГОВОР № ______</w:t>
       </w:r>
     </w:p>
     <w:p>
@@ -28,7 +28,7 @@
           <w:rFonts w:ascii="Times New Roman" w:hAnsi="Times New Roman"/>
           <w:sz w:val="22"/>
         </w:rPr>
-        <w:t>о предоставлении права использования программы для ЭВМ</w:t>
+        <w:t>о предоставлении права использования программы для ЭВМ на условиях сублицензии</w:t>
       </w:r>
     </w:p>
     <w:tbl>
@@ -115,7 +115,7 @@
           <w:i w:val="0"/>
           <w:sz w:val="24"/>
         </w:rPr>
-        <w:t>Автономная некоммерческая организация дополнительного профессионального образования «Учебный центр ГорГазНефть» (АНО ДПО «УЦГГН») в лице директора Басантаева Искандера Нургалеевича, действующего на основании Устава и Лицензии на осуществление образовательной деятельности № Л035-01198-02/03314706 от 02.10.2025 г., выданной Министерством просвещения Республики Башкортостан (срок действия — бессрочно), именуемая в дальнейшем «Лицензиар», с одной стороны, и</w:t>
+        <w:t>Автономная некоммерческая организация дополнительного профессионального образования «Учебный центр ГорГазНефть» (АНО ДПО «УЦГГН») в лице директора Басантаева Искандера Нургалеевича, действующего на основании Устава и Лицензии на осуществление образовательной деятельности № Л035-01198-02/03314706 от 02.10.2025 г., выданной Министерством просвещения Республики Башкортостан (срок действия — бессрочно), обладающая правом предоставления третьим лицам права использования программы для ЭВМ «ПВ-Система» на основании сублицензионного договора № ______ от «____» __________ 20___ г., заключённого с Ипатовой ______________________________ (фамилия, имя, отчество полностью), которой право использования программы с правом дальнейшего сублицензирования предоставлено правообладателем программы — Ипатовым Сергеем Генадьевичем — по лицензионному договору № ______ от «____» __________ 20___ г., именуемая в дальнейшем «Лицензиар», с одной стороны, и</w:t>
       </w:r>
     </w:p>
     <w:p>
@@ -179,7 +179,7 @@
           <w:i w:val="0"/>
           <w:sz w:val="24"/>
         </w:rPr>
-        <w:t>1.1. Лицензиар, обладающий исключительным правом на программу для ЭВМ, предоставляет Лицензиату право использования программного обеспечения «ПВ-Система» (Проектирование вентиляции и водоснабжения для горнорудных предприятий) (далее — «ПО») в предусмотренных Договором пределах, а Лицензиат обязуется уплатить Лицензиару вознаграждение.</w:t>
+        <w:t>1.1. Лицензиар на условиях сублицензии (пункт 1 статьи 1238 Гражданского кодекса Российской Федерации) предоставляет Лицензиату право использования программного обеспечения «ПВ-Система» (Проектирование вентиляции и водоснабжения для горнорудных предприятий) (далее — «ПО») в предусмотренных Договором пределах, а Лицензиат обязуется уплатить Лицензиару вознаграждение.</w:t>
       </w:r>
     </w:p>
     <w:p>
@@ -259,7 +259,7 @@
           <w:i w:val="0"/>
           <w:sz w:val="24"/>
         </w:rPr>
-        <w:t>правообладатель: АНО ДПО «Учебный центр ГорГазНефть»;</w:t>
+        <w:t>правообладатель: Ипатов Сергей Генадьевич;</w:t>
       </w:r>
     </w:p>
     <w:p>
@@ -340,6 +340,22 @@
           <w:sz w:val="24"/>
         </w:rPr>
         <w:t>1.7. Заключение Договора не влечёт перехода к Лицензиату исключительного права на ПО (пункт 1 статьи 1233 Гражданского кодекса Российской Федерации).</w:t>
+      </w:r>
+    </w:p>
+    <w:p>
+      <w:pPr>
+        <w:spacing w:before="0" w:after="80"/>
+        <w:ind w:left="0" w:firstLine="425"/>
+        <w:jc w:val="both"/>
+      </w:pPr>
+      <w:r>
+        <w:rPr>
+          <w:rFonts w:ascii="Times New Roman" w:hAnsi="Times New Roman"/>
+          <w:b w:val="0"/>
+          <w:i w:val="0"/>
+          <w:sz w:val="24"/>
+        </w:rPr>
+        <w:t>1.8. Право Лицензиара на заключение Договора основано на договорах, указанных в преамбуле, и письменном согласии правообладателя на сублицензирование, копия которого является Приложением № 3 к Договору. Объём, срок и территория прав, предоставляемых по Договору, не превышают прав, предоставленных Лицензиару.</w:t>
       </w:r>
     </w:p>
     <w:p>
@@ -659,7 +675,7 @@
           <w:i w:val="0"/>
           <w:sz w:val="24"/>
         </w:rPr>
-        <w:t>3.5. Срок действия Договора не превышает срока действия исключительного права на ПО (пункт 4 статьи 1235 Гражданского кодекса Российской Федерации).</w:t>
+        <w:t>3.5. Срок действия Договора не превышает срока действия исключительного права на ПО и срока, на который Лицензиару предоставлено право сублицензирования (пункт 4 статьи 1235, пункт 1 статьи 1238 Гражданского кодекса Российской Федерации).</w:t>
       </w:r>
     </w:p>
     <w:p>
@@ -1187,7 +1203,23 @@
           <w:i w:val="0"/>
           <w:sz w:val="24"/>
         </w:rPr>
-        <w:t>7.1. Лицензиар гарантирует, что является обладателем исключительного права на ПО в объёме, необходимом для заключения и исполнения Договора, и что предоставление права использования ПО не нарушает прав третьих лиц.</w:t>
+        <w:t>7.1. Лицензиар гарантирует, что обладает правом предоставления третьим лицам права использования ПО (сублицензирования) в объёме, на срок и на территории, не меньших предусмотренных Договором, и что предоставление права использования ПО не нарушает прав правообладателя и третьих лиц.</w:t>
+      </w:r>
+    </w:p>
+    <w:p>
+      <w:pPr>
+        <w:spacing w:before="0" w:after="80"/>
+        <w:ind w:left="0" w:firstLine="425"/>
+        <w:jc w:val="both"/>
+      </w:pPr>
+      <w:r>
+        <w:rPr>
+          <w:rFonts w:ascii="Times New Roman" w:hAnsi="Times New Roman"/>
+          <w:b w:val="0"/>
+          <w:i w:val="0"/>
+          <w:sz w:val="24"/>
+        </w:rPr>
+        <w:t>7.1.1. При досрочном прекращении договоров, указанных в преамбуле, Лицензиар обязан незамедлительно письменно уведомить Лицензиата и обеспечить сохранение права использования ПО Лицензиатом до окончания срока, установленного пунктом 3.2 Договора, а при невозможности — возвратить Лицензиату часть вознаграждения пропорционально неистекшему сроку.</w:t>
       </w:r>
     </w:p>
     <w:p>
@@ -1764,6 +1796,22 @@
           <w:sz w:val="24"/>
         </w:rPr>
         <w:t>Приложение № 2 — Форма акта приёма-передачи неисключительных прав.</w:t>
+      </w:r>
+    </w:p>
+    <w:p>
+      <w:pPr>
+        <w:spacing w:before="0" w:after="80"/>
+        <w:ind w:left="425" w:firstLine="425"/>
+        <w:jc w:val="both"/>
+      </w:pPr>
+      <w:r>
+        <w:rPr>
+          <w:rFonts w:ascii="Times New Roman" w:hAnsi="Times New Roman"/>
+          <w:b w:val="0"/>
+          <w:i w:val="0"/>
+          <w:sz w:val="24"/>
+        </w:rPr>
+        <w:t>Приложение № 3 — Копия согласия правообладателя на сублицензирование.</w:t>
       </w:r>
     </w:p>
     <w:p>

--- a/public/Dogovor-PV-Sistema-Bogoslovskoe.docx
+++ b/public/Dogovor-PV-Sistema-Bogoslovskoe.docx
@@ -115,7 +115,7 @@
           <w:i w:val="0"/>
           <w:sz w:val="24"/>
         </w:rPr>
-        <w:t>Автономная некоммерческая организация дополнительного профессионального образования «Учебный центр ГорГазНефть» (АНО ДПО «УЦГГН») в лице директора Басантаева Искандера Нургалеевича, действующего на основании Устава и Лицензии на осуществление образовательной деятельности № Л035-01198-02/03314706 от 02.10.2025 г., выданной Министерством просвещения Республики Башкортостан (срок действия — бессрочно), обладающая правом предоставления третьим лицам права использования программы для ЭВМ «ПВ-Система» на основании сублицензионного договора № ______ от «____» __________ 20___ г., заключённого с Ипатовой ______________________________ (фамилия, имя, отчество полностью), которой право использования программы с правом дальнейшего сублицензирования предоставлено правообладателем программы — Ипатовым Сергеем Генадьевичем — по лицензионному договору № ______ от «____» __________ 20___ г., именуемая в дальнейшем «Лицензиар», с одной стороны, и</w:t>
+        <w:t>Автономная некоммерческая организация дополнительного профессионального образования «Учебный центр ГорГазНефть» (АНО ДПО «УЦГГН») в лице директора Басантаева Искандера Нургалеевича, действующего на основании Устава и Лицензии на осуществление образовательной деятельности № Л035-01198-02/03314706 от 02.10.2025 г., выданной Министерством просвещения Республики Башкортостан (срок действия — бессрочно), обладающая правом предоставления третьим лицам права использования программы для ЭВМ «ПВ-Система» на основании сублицензионного договора № ______ от «____» __________ 2026 г., заключённого с индивидуальным предпринимателем Ипатовой Лилией Салаватовной (ОГРНИП 326028000140852), которой право использования программы с правом дальнейшего сублицензирования предоставлено правообладателем программы — Ипатовым Сергеем Генадьевичем — по лицензионному договору (с правом сублицензирования) № ______ от «____» __________ 2026 г., именуемая в дальнейшем «Лицензиар», с одной стороны, и</w:t>
       </w:r>
     </w:p>
     <w:p>
